--- a/Programacion II/Clases/Clase 13 - Control de excepciones/Taller Estudiante Clase 13 - Integración de Módulos.md.docx
+++ b/Programacion II/Clases/Clase 13 - Control de excepciones/Taller Estudiante Clase 13 - Integración de Módulos.md.docx
@@ -699,7 +699,7 @@
           <w:color w:val="1f1f1f"/>
           <w:rtl w:val="0"/>
         </w:rPr>
-        <w:t xml:space="preserve">Sube al Campus Virtual un documento PDF que contenga:</w:t>
+        <w:t>Sube al ExamLab un documento PDF que contenga:</w:t>
       </w:r>
     </w:p>
     <w:p>
